--- a/QED Course/Lesson 24 Fields as Dynamical Systems.docx
+++ b/QED Course/Lesson 24 Fields as Dynamical Systems.docx
@@ -58,7 +58,7 @@
     </w:p>
     <w:p>
       <w:pPr>
-        <w:pStyle w:val="Heading1"/>
+        <w:pStyle w:val="Heading2"/>
       </w:pPr>
       <w:r>
         <w:t>How to use this lesson</w:t>
@@ -76,7 +76,7 @@
     </w:p>
     <w:p>
       <w:pPr>
-        <w:pStyle w:val="Heading2"/>
+        <w:pStyle w:val="Heading3"/>
       </w:pPr>
       <w:r>
         <w:t>Learning objectives</w:t>
@@ -148,7 +148,7 @@
     </w:p>
     <w:p>
       <w:pPr>
-        <w:pStyle w:val="Heading2"/>
+        <w:pStyle w:val="Heading3"/>
       </w:pPr>
       <w:r>
         <w:t>Notation and conventions</w:t>
@@ -586,7 +586,7 @@
     </w:tbl>
     <w:p>
       <w:pPr>
-        <w:pStyle w:val="Heading1"/>
+        <w:pStyle w:val="Heading2"/>
       </w:pPr>
       <w:r>
         <w:t>1 From particles to fields</w:t>
@@ -594,7 +594,7 @@
     </w:p>
     <w:p>
       <w:pPr>
-        <w:pStyle w:val="Heading2"/>
+        <w:pStyle w:val="Heading3"/>
       </w:pPr>
       <w:r>
         <w:t>1.1 Counting degrees of freedom</w:t>
@@ -612,7 +612,7 @@
     </w:p>
     <w:p>
       <w:pPr>
-        <w:pStyle w:val="Heading2"/>
+        <w:pStyle w:val="Heading3"/>
       </w:pPr>
       <w:r>
         <w:t>1.2 Why relativity requires fields</w:t>
@@ -630,7 +630,7 @@
     </w:p>
     <w:p>
       <w:pPr>
-        <w:pStyle w:val="Heading2"/>
+        <w:pStyle w:val="Heading3"/>
       </w:pPr>
       <w:r>
         <w:t>1.3 Examples used in this course</w:t>
@@ -822,7 +822,7 @@
           </w:tcPr>
           <w:p>
             <w:r>
-              <w:t>Charged spin-0 particle; the field of the Klein Gordon equation of Lesson 17; Lesson 30</w:t>
+              <w:t>Charged spin-0 particle; the field of the Klein–Gordon equation of Lesson 17; Lesson 30</w:t>
             </w:r>
           </w:p>
         </w:tc>
@@ -939,7 +939,7 @@
     </w:tbl>
     <w:p>
       <w:pPr>
-        <w:pStyle w:val="Heading1"/>
+        <w:pStyle w:val="Heading2"/>
       </w:pPr>
       <w:r>
         <w:t>2 The chain of oscillators, carefully</w:t>
@@ -947,7 +947,7 @@
     </w:p>
     <w:p>
       <w:pPr>
-        <w:pStyle w:val="Heading2"/>
+        <w:pStyle w:val="Heading3"/>
       </w:pPr>
       <w:r>
         <w:t>2.1 The discrete system</w:t>
@@ -1079,7 +1079,7 @@
     </w:p>
     <w:p>
       <w:r>
-        <w:t>The Euler Lagrange equation for qₙ (Lesson 5, Section 2.2) requires the derivatives of L with respect to q̇ₙ and qₙ. The coordinate qₙ appears in two of the potential terms, those containing (qₙ − qₙ₋₁) and (qₙ₊₁ − qₙ), so</w:t>
+        <w:t>The Euler–Lagrange equation for qₙ (Lesson 5, Section 2.2) requires the derivatives of L with respect to q̇ₙ and qₙ. The coordinate qₙ appears in two of the potential terms, those containing (qₙ − qₙ₋₁) and (qₙ₊₁ − qₙ), so</w:t>
       </w:r>
     </w:p>
     <w:p>
@@ -1243,7 +1243,7 @@
     </w:p>
     <w:p>
       <w:pPr>
-        <w:pStyle w:val="Heading2"/>
+        <w:pStyle w:val="Heading3"/>
       </w:pPr>
       <w:r>
         <w:t>2.2 The continuum limit of the Lagrangian</w:t>
@@ -1541,14 +1541,15 @@
     </w:p>
     <w:p>
       <w:r>
-        <w:t>The integrand ℒ is the Lagrangian density: the Lagrangian per unit length. The Euler Lagrange equation for the field, obtained by varying φ(x, t) in exactly the manner of Lesson 2, Section 8, and Lesson 5, is μφ̈ = Tφ″, the wave equation with speed c² = T/μ. In the discrete language, c² = κa²/m, matching Lesson 5, Exercise 15. Lesson 26 derives the general Euler Lagrange equation for a field; here the result is recognizable directly.</w:t>
+        <w:t>The integrand ℒ is the Lagrangian density: the Lagrangian per unit length. The Euler–Lagrange equation for the field, obtained by varying φ(x, t) in exactly the manner of Lesson 2, Section 8, and Lesson 5, is μφ̈ = Tφ″, the wave equation with speed c² = T/μ. In the discrete language, c² = κa²/m, matching Lesson 5, Exercise 15. Lesson 26 derives the general Euler–Lagrange equation for a field; here the result is recognizable directly.</w:t>
       </w:r>
     </w:p>
     <w:p>
-      <w:pPr>
-        <w:pStyle w:val="Heading3"/>
-      </w:pPr>
       <w:r>
+        <w:rPr>
+          <w:b/>
+          <w:i/>
+        </w:rPr>
         <w:t>Worked example 1</w:t>
       </w:r>
     </w:p>
@@ -1559,7 +1560,7 @@
     </w:p>
     <w:p>
       <w:pPr>
-        <w:pStyle w:val="Heading2"/>
+        <w:pStyle w:val="Heading3"/>
       </w:pPr>
       <w:r>
         <w:t>2.3 The relativistic form</w:t>
@@ -1706,12 +1707,12 @@
     </w:p>
     <w:p>
       <w:r>
-        <w:t>using ∂_μφ∂^μφ = (∂_tφ)² − (∂ₓφ)² with the metric of Lesson 4. The Lagrangian density of the string is a Lorentz scalar built from the derivative of the field, and its wave equation □φ = 0 is the massless Klein Gordon equation. The string is a nonrelativistic system in which c is the speed of sound in the material, but with c set to one the mathematics is exactly that of a relativistic massless scalar field. This is why the chain of oscillators is a faithful model for everything that follows.</w:t>
+        <w:t>using ∂_μφ∂^μφ = (∂_tφ)² − (∂ₓφ)² with the metric of Lesson 4. The Lagrangian density of the string is a Lorentz scalar built from the derivative of the field, and its wave equation □φ = 0 is the massless Klein–Gordon equation. The string is a nonrelativistic system in which c is the speed of sound in the material, but with c set to one the mathematics is exactly that of a relativistic massless scalar field. This is why the chain of oscillators is a faithful model for everything that follows.</w:t>
       </w:r>
     </w:p>
     <w:p>
       <w:pPr>
-        <w:pStyle w:val="Heading1"/>
+        <w:pStyle w:val="Heading2"/>
       </w:pPr>
       <w:r>
         <w:t>3 The relativistic scalar field</w:t>
@@ -1719,7 +1720,7 @@
     </w:p>
     <w:p>
       <w:pPr>
-        <w:pStyle w:val="Heading2"/>
+        <w:pStyle w:val="Heading3"/>
       </w:pPr>
       <w:r>
         <w:t>3.1 A field is a dynamical variable</w:t>
@@ -1727,12 +1728,12 @@
     </w:p>
     <w:p>
       <w:r>
-        <w:t>The Klein Gordon equation (□ + m²)φ = 0 was met in Lesson 17 as the equation for a single-particle wave function. In Part IV the same equation is read in a different way. The function φ(t, x) is no longer a complex probability amplitude for one particle, normalized to one and interpreted through the Born rule of Lesson 9. It is a real dynamical variable, like the displacement of the string: one number at each point, with an energy density, with no normalization condition, and with no probabilistic meaning at the classical level. The difficulties found in Lesson 17 with the sign of the density ρ do not arise, because the quantity that was called ρ will not be interpreted as a probability density (Lesson 32).</w:t>
+        <w:t>The Klein–Gordon equation (□ + m²)φ = 0 was met in Lesson 17 as the equation for a single-particle wave function. In Part IV the same equation is read in a different way. The function φ(t, x) is no longer a complex probability amplitude for one particle, normalized to one and interpreted through the Born rule of Lesson 9. It is a real dynamical variable, like the displacement of the string: one number at each point, with an energy density, with no normalization condition, and with no probabilistic meaning at the classical level. The difficulties found in Lesson 17 with the sign of the density ρ do not arise, because the quantity that was called ρ will not be interpreted as a probability density (Lesson 32).</w:t>
       </w:r>
     </w:p>
     <w:p>
       <w:pPr>
-        <w:pStyle w:val="Heading2"/>
+        <w:pStyle w:val="Heading3"/>
       </w:pPr>
       <w:r>
         <w:t>3.2 The Lagrangian density</w:t>
@@ -1859,7 +1860,7 @@
     </w:p>
     <w:p>
       <w:pPr>
-        <w:pStyle w:val="Heading2"/>
+        <w:pStyle w:val="Heading3"/>
       </w:pPr>
       <w:r>
         <w:t>3.3 Dimensions in natural units</w:t>
@@ -1871,10 +1872,11 @@
       </w:r>
     </w:p>
     <w:p>
-      <w:pPr>
-        <w:pStyle w:val="Heading3"/>
-      </w:pPr>
       <w:r>
+        <w:rPr>
+          <w:b/>
+          <w:i/>
+        </w:rPr>
         <w:t>Worked example 2</w:t>
       </w:r>
     </w:p>
@@ -1885,7 +1887,7 @@
     </w:p>
     <w:p>
       <w:pPr>
-        <w:pStyle w:val="Heading2"/>
+        <w:pStyle w:val="Heading3"/>
       </w:pPr>
       <w:r>
         <w:t>3.4 Transformation under Lorentz transformations</w:t>
@@ -1979,25 +1981,26 @@
     </w:p>
     <w:p>
       <w:r>
-        <w:t>The value of the field at each event is a property of the event, and observers using different coordinates agree on it. Because □ and m² are Lorentz scalars, if φ solves the Klein Gordon equation then so does φ′ (Exercise 5).</w:t>
+        <w:t>The value of the field at each event is a property of the event, and observers using different coordinates agree on it. Because □ and m² are Lorentz scalars, if φ solves the Klein–Gordon equation then so does φ′ (Exercise 5).</w:t>
       </w:r>
     </w:p>
     <w:p>
-      <w:pPr>
-        <w:pStyle w:val="Heading3"/>
-      </w:pPr>
       <w:r>
+        <w:rPr>
+          <w:b/>
+          <w:i/>
+        </w:rPr>
         <w:t>Worked example 3</w:t>
       </w:r>
     </w:p>
     <w:p>
       <w:r>
-        <w:t>Transform a plane wave. The positive-frequency solution φ(x) = e^(−ip·x), with p on shell (p² = m²), becomes, under a Lorentz transformation, φ′(x) = e^(−ip·Λ⁻¹x). Since the scalar product is invariant, p·Λ⁻¹x = (Λp)·x, so φ′(x) = e^(−i(Λp)·x): a plane wave with the boosted four-momentum Λp. The transformed momentum still satisfies (Λp)² = p² = m², so the transformed field again solves the Klein Gordon equation, and the frequency and wave vector of the wave change exactly as the energy and momentum of a particle do in Lesson 4.</w:t>
+        <w:t>Transform a plane wave. The positive-frequency solution φ(x) = e^(−ip·x), with p on shell (p² = m²), becomes, under a Lorentz transformation, φ′(x) = e^(−ip·Λ⁻¹x). Since the scalar product is invariant, p·Λ⁻¹x = (Λp)·x, so φ′(x) = e^(−i(Λp)·x): a plane wave with the boosted four-momentum Λp. The transformed momentum still satisfies (Λp)² = p² = m², so the transformed field again solves the Klein–Gordon equation, and the frequency and wave vector of the wave change exactly as the energy and momentum of a particle do in Lesson 4.</w:t>
       </w:r>
     </w:p>
     <w:p>
       <w:pPr>
-        <w:pStyle w:val="Heading1"/>
+        <w:pStyle w:val="Heading2"/>
       </w:pPr>
       <w:r>
         <w:t>4 A free field is an infinite set of oscillators</w:t>
@@ -2005,7 +2008,7 @@
     </w:p>
     <w:p>
       <w:pPr>
-        <w:pStyle w:val="Heading2"/>
+        <w:pStyle w:val="Heading3"/>
       </w:pPr>
       <w:r>
         <w:t>4.1 Fourier modes in a box</w:t>
@@ -2112,7 +2115,7 @@
     </w:p>
     <w:p>
       <w:pPr>
-        <w:pStyle w:val="Heading2"/>
+        <w:pStyle w:val="Heading3"/>
       </w:pPr>
       <w:r>
         <w:t>4.2 Each mode is a harmonic oscillator</w:t>
@@ -2375,10 +2378,11 @@
       </w:r>
     </w:p>
     <w:p>
-      <w:pPr>
-        <w:pStyle w:val="Heading3"/>
-      </w:pPr>
       <w:r>
+        <w:rPr>
+          <w:b/>
+          <w:i/>
+        </w:rPr>
         <w:t>Worked example 4</w:t>
       </w:r>
     </w:p>
@@ -2389,7 +2393,7 @@
     </w:p>
     <w:p>
       <w:pPr>
-        <w:pStyle w:val="Heading2"/>
+        <w:pStyle w:val="Heading3"/>
       </w:pPr>
       <w:r>
         <w:t>4.3 The energy</w:t>
@@ -2687,7 +2691,7 @@
     </w:p>
     <w:p>
       <w:pPr>
-        <w:pStyle w:val="Heading2"/>
+        <w:pStyle w:val="Heading3"/>
       </w:pPr>
       <w:r>
         <w:t>4.4 The complex amplitudes a_k</w:t>
@@ -2838,7 +2842,7 @@
               <m:r>
                 <m:t xml:space="preserve">+</m:t>
               </m:r>
-              <m:sSub>
+              <m:sSubSup>
                 <m:e>
                   <m:r>
                     <m:t xml:space="preserve">a</m:t>
@@ -2846,10 +2850,15 @@
                 </m:e>
                 <m:sub>
                   <m:r>
-                    <m:t xml:space="preserve">k*</m:t>
+                    <m:t xml:space="preserve">k</m:t>
                   </m:r>
                 </m:sub>
-              </m:sSub>
+                <m:sup>
+                  <m:r>
+                    <m:t xml:space="preserve">*</m:t>
+                  </m:r>
+                </m:sup>
+              </m:sSubSup>
               <m:r>
                 <m:t xml:space="preserve"> </m:t>
               </m:r>
@@ -2977,10 +2986,11 @@
       </w:r>
     </w:p>
     <w:p>
-      <w:pPr>
-        <w:pStyle w:val="Heading3"/>
-      </w:pPr>
       <w:r>
+        <w:rPr>
+          <w:b/>
+          <w:i/>
+        </w:rPr>
         <w:t>Worked example 5</w:t>
       </w:r>
     </w:p>
@@ -2991,7 +3001,7 @@
     </w:p>
     <w:p>
       <w:pPr>
-        <w:pStyle w:val="Heading1"/>
+        <w:pStyle w:val="Heading2"/>
       </w:pPr>
       <w:r>
         <w:t>5 The continuum limit and counting modes</w:t>
@@ -2999,7 +3009,7 @@
     </w:p>
     <w:p>
       <w:pPr>
-        <w:pStyle w:val="Heading2"/>
+        <w:pStyle w:val="Heading3"/>
       </w:pPr>
       <w:r>
         <w:t>5.1 From sums to integrals</w:t>
@@ -3173,10 +3183,11 @@
       </w:r>
     </w:p>
     <w:p>
-      <w:pPr>
-        <w:pStyle w:val="Heading3"/>
-      </w:pPr>
       <w:r>
+        <w:rPr>
+          <w:b/>
+          <w:i/>
+        </w:rPr>
         <w:t>Worked example 6</w:t>
       </w:r>
     </w:p>
@@ -3187,7 +3198,7 @@
     </w:p>
     <w:p>
       <w:pPr>
-        <w:pStyle w:val="Heading2"/>
+        <w:pStyle w:val="Heading3"/>
       </w:pPr>
       <w:r>
         <w:t>5.2 Initial data</w:t>
@@ -3200,7 +3211,7 @@
     </w:p>
     <w:p>
       <w:pPr>
-        <w:pStyle w:val="Heading1"/>
+        <w:pStyle w:val="Heading2"/>
       </w:pPr>
       <w:r>
         <w:t>6 Other fields and how they transform</w:t>
@@ -3208,7 +3219,7 @@
     </w:p>
     <w:p>
       <w:pPr>
-        <w:pStyle w:val="Heading2"/>
+        <w:pStyle w:val="Heading3"/>
       </w:pPr>
       <w:r>
         <w:t>6.1 The electromagnetic potential</w:t>
@@ -3299,7 +3310,7 @@
     </w:p>
     <w:p>
       <w:pPr>
-        <w:pStyle w:val="Heading2"/>
+        <w:pStyle w:val="Heading3"/>
       </w:pPr>
       <w:r>
         <w:t>6.2 The Dirac field</w:t>
@@ -3366,7 +3377,7 @@
     </w:p>
     <w:p>
       <w:pPr>
-        <w:pStyle w:val="Heading2"/>
+        <w:pStyle w:val="Heading3"/>
       </w:pPr>
       <w:r>
         <w:t>6.3 Summary of transformation types</w:t>
@@ -3624,7 +3635,7 @@
     </w:p>
     <w:p>
       <w:pPr>
-        <w:pStyle w:val="Heading1"/>
+        <w:pStyle w:val="Heading2"/>
       </w:pPr>
       <w:r>
         <w:t>7 Connections to QED</w:t>
@@ -3993,7 +4004,7 @@
     </w:p>
     <w:p>
       <w:pPr>
-        <w:pStyle w:val="Heading1"/>
+        <w:pStyle w:val="Heading2"/>
       </w:pPr>
       <w:r>
         <w:t>8 Summary</w:t>
@@ -4044,7 +4055,7 @@
         </w:numPr>
       </w:pPr>
       <w:r>
-        <w:t>With c = 1 the string's Lagrangian density is (1/2)∂_μφ∂^μφ, and adding a mass term gives the Klein Gordon field.</w:t>
+        <w:t>With c = 1 the string's Lagrangian density is (1/2)∂_μφ∂^μφ, and adding a mass term gives the Klein–Gordon field.</w:t>
       </w:r>
     </w:p>
     <w:p>
@@ -4097,7 +4108,7 @@
     </w:p>
     <w:p>
       <w:pPr>
-        <w:pStyle w:val="Heading1"/>
+        <w:pStyle w:val="Heading2"/>
       </w:pPr>
       <w:r>
         <w:t>Exercises</w:t>
@@ -4193,7 +4204,7 @@
           </w:tcPr>
           <w:p>
             <w:r>
-              <w:t>Derive the equation m q̈ₙ = κ(qₙ₊₁ − 2qₙ + qₙ₋₁) from the Lagrangian of Section 2.1 using the Euler Lagrange equations, showing explicitly which two potential terms contain qₙ.</w:t>
+              <w:t>Derive the equation m q̈ₙ = κ(qₙ₊₁ − 2qₙ + qₙ₋₁) from the Lagrangian of Section 2.1 using the Euler–Lagrange equations, showing explicitly which two potential terms contain qₙ.</w:t>
             </w:r>
           </w:p>
         </w:tc>
@@ -4267,7 +4278,7 @@
           </w:tcPr>
           <w:p>
             <w:r>
-              <w:t>With μ = T = 1, show that ℒ = (1/2)(φ̇² − φ′²) equals (1/2)∂_μφ∂^μφ in one space dimension, and write the corresponding Euler Lagrange equation in the form □φ = 0.</w:t>
+              <w:t>With μ = T = 1, show that ℒ = (1/2)(φ̇² − φ′²) equals (1/2)∂_μφ∂^μφ in one space dimension, and write the corresponding Euler–Lagrange equation in the form □φ = 0.</w:t>
             </w:r>
           </w:p>
         </w:tc>
@@ -4415,16 +4426,7 @@
           </w:tcPr>
           <w:p>
             <w:r>
-              <w:t>Show that reality of φ requires q₋ₖ = q_k</w:t>
-            </w:r>
-            <w:r>
-              <w:rPr>
-                <w:i/>
-              </w:rPr>
-              <w:t>, by comparing the expansion of φ with that of φ</w:t>
-            </w:r>
-            <w:r>
-              <w:t>.</w:t>
+              <w:t>Show that reality of φ requires q₋ₖ = q_k*, by comparing the expansion of φ with that of φ*.</w:t>
             </w:r>
           </w:p>
         </w:tc>
@@ -4610,16 +4612,7 @@
           </w:tcPr>
           <w:p>
             <w:r>
-              <w:t>Write the complex scalar field as φ = (φ₁ + iφ₂)/√2 and show that ∂_μφ</w:t>
-            </w:r>
-            <w:r>
-              <w:rPr>
-                <w:i/>
-              </w:rPr>
-              <w:t>∂^μφ − m²φ</w:t>
-            </w:r>
-            <w:r>
-              <w:t>φ = (1/2)(∂_μφ₁∂^μφ₁ + ∂_μφ₂∂^μφ₂) − (1/2)m²(φ₁² + φ₂²), so a complex field is two real fields.</w:t>
+              <w:t>Write the complex scalar field as φ = (φ₁ + iφ₂)/√2 and show that ∂_μφ*∂^μφ − m²φ*φ = (1/2)(∂_μφ₁∂^μφ₁ + ∂_μφ₂∂^μφ₂) − (1/2)m²(φ₁² + φ₂²), so a complex field is two real fields.</w:t>
             </w:r>
           </w:p>
         </w:tc>
@@ -4655,16 +4648,7 @@
           </w:tcPr>
           <w:p>
             <w:r>
-              <w:t>For the complex field of Exercise 12, express the Klein Gordon current j^μ = i(φ</w:t>
-            </w:r>
-            <w:r>
-              <w:rPr>
-                <w:i/>
-              </w:rPr>
-              <w:t>∂^μφ − φ∂^μφ</w:t>
-            </w:r>
-            <w:r>
-              <w:t>) in terms of φ₁ and φ₂, and explain why it vanishes when φ₂ = 0 (compare Lesson 17, Exercise 14).</w:t>
+              <w:t>For the complex field of Exercise 12, express the Klein–Gordon current j^μ = i(φ*∂^μφ − φ∂^μφ*) in terms of φ₁ and φ₂, and explain why it vanishes when φ₂ = 0 (compare Lesson 17, Exercise 14).</w:t>
             </w:r>
           </w:p>
         </w:tc>
@@ -4738,7 +4722,7 @@
           </w:tcPr>
           <w:p>
             <w:r>
-              <w:t>In a short paragraph, explain three differences between the classical Klein Gordon field of this lesson and the Klein Gordon wave function of Lesson 17.</w:t>
+              <w:t>In a short paragraph, explain three differences between the classical Klein–Gordon field of this lesson and the Klein–Gordon wave function of Lesson 17.</w:t>
             </w:r>
           </w:p>
         </w:tc>
@@ -4784,7 +4768,7 @@
     </w:tbl>
     <w:p>
       <w:pPr>
-        <w:pStyle w:val="Heading1"/>
+        <w:pStyle w:val="Heading2"/>
       </w:pPr>
       <w:r>
         <w:t>Solutions</w:t>
@@ -4801,7 +4785,7 @@
         <w:t xml:space="preserve"> </w:t>
       </w:r>
       <w:r>
-        <w:t>The Lagrangian is L = Σₙ[(1/2)mq̇ₙ² − (1/2)κ(qₙ₊₁−qₙ)²]. The coordinate qₙ appears in the term with (qₙ₊₁−qₙ)² and in the term with (qₙ−qₙ₋₁)². Then ∂L/∂q̇ₙ = mq̇ₙ, and ∂L/∂qₙ = −κ(qₙ−qₙ₋₁) + κ(qₙ₊₁−qₙ) = κ(qₙ₊₁−2qₙ+qₙ₋₁). The Euler Lagrange equation d/dt(∂L/∂q̇ₙ) = ∂L/∂qₙ gives mq̈ₙ = κ(qₙ₊₁−2qₙ+qₙ₋₁).</w:t>
+        <w:t>The Lagrangian is L = Σₙ[(1/2)mq̇ₙ² − (1/2)κ(qₙ₊₁−qₙ)²]. The coordinate qₙ appears in the term with (qₙ₊₁−qₙ)² and in the term with (qₙ−qₙ₋₁)². Then ∂L/∂q̇ₙ = mq̇ₙ, and ∂L/∂qₙ = −κ(qₙ−qₙ₋₁) + κ(qₙ₊₁−qₙ) = κ(qₙ₊₁−2qₙ+qₙ₋₁). The Euler–Lagrange equation d/dt(∂L/∂q̇ₙ) = ∂L/∂qₙ gives mq̈ₙ = κ(qₙ₊₁−2qₙ+qₙ₋₁).</w:t>
       </w:r>
     </w:p>
     <w:p>
@@ -4871,16 +4855,7 @@
         <w:t xml:space="preserve"> </w:t>
       </w:r>
       <w:r>
-        <w:t>For k = 2πn/L and k′ = 2πn′/L, ∫₀^L e^(2πi(n−n′)x/L)dx equals L when n = n′ and zero otherwise, since the integrand completes a whole number of periods. Therefore ∫₀^L e^(i(k−k′)x)dx/L = δ_(kk′). For real φ, φ̇² = φ̇φ̇</w:t>
-      </w:r>
-      <w:r>
-        <w:rPr>
-          <w:i/>
-        </w:rPr>
-        <w:t xml:space="preserve"> = Σ_kΣ_k′ q̇_k q̇_k′</w:t>
-      </w:r>
-      <w:r>
-        <w:t xml:space="preserve"> e^(i(k−k′)x)/L, and integrating over x with the orthogonality relation leaves Σ_k|q̇_k|².</w:t>
+        <w:t>For k = 2πn/L and k′ = 2πn′/L, ∫₀^L e^(2πi(n−n′)x/L)dx equals L when n = n′ and zero otherwise, since the integrand completes a whole number of periods. Therefore ∫₀^L e^(i(k−k′)x)dx/L = δ_(kk′). For real φ, φ̇² = φ̇φ̇* = Σ_kΣ_k′ q̇_k q̇_k′* e^(i(k−k′)x)/L, and integrating over x with the orthogonality relation leaves Σ_k|q̇_k|².</w:t>
       </w:r>
     </w:p>
     <w:p>
@@ -4894,25 +4869,7 @@
         <w:t xml:space="preserve"> </w:t>
       </w:r>
       <w:r>
-        <w:t>Since φ is real, φ = φ</w:t>
-      </w:r>
-      <w:r>
-        <w:rPr>
-          <w:i/>
-        </w:rPr>
-        <w:t xml:space="preserve"> gives Σ_k q_k e^(ikx)/√L = Σ_k q_k</w:t>
-      </w:r>
-      <w:r>
-        <w:t xml:space="preserve"> e^(−ikx)/√L. Relabeling k → −k in the right-hand sum gives Σ_k q₋ₖ</w:t>
-      </w:r>
-      <w:r>
-        <w:rPr>
-          <w:i/>
-        </w:rPr>
-        <w:t xml:space="preserve"> e^(ikx)/√L. Fourier coefficients are unique, so q_k = q₋ₖ</w:t>
-      </w:r>
-      <w:r>
-        <w:t>.</w:t>
+        <w:t>Since φ is real, φ = φ* gives Σ_k q_k e^(ikx)/√L = Σ_k q_k* e^(−ikx)/√L. Relabeling k → −k in the right-hand sum gives Σ_k q₋ₖ* e^(ikx)/√L. Fourier coefficients are unique, so q_k = q₋ₖ*.</w:t>
       </w:r>
     </w:p>
     <w:p>
@@ -4982,16 +4939,7 @@
         <w:t xml:space="preserve"> </w:t>
       </w:r>
       <w:r>
-        <w:t>With φ = (φ₁+iφ₂)/√2, φ</w:t>
-      </w:r>
-      <w:r>
-        <w:rPr>
-          <w:i/>
-        </w:rPr>
-        <w:t>φ = (φ₁²+φ₂²)/2 and ∂_μφ</w:t>
-      </w:r>
-      <w:r>
-        <w:t>∂^μφ = (1/2)(∂_μφ₁−i∂_μφ₂)(∂^μφ₁+i∂^μφ₂) = (1/2)(∂_μφ₁∂^μφ₁+∂_μφ₂∂^μφ₂), since the cross terms i(∂φ₁∂φ₂−∂φ₂∂φ₁) cancel. Hence the complex Lagrangian equals the sum of two real Lagrangians of the form of Section 3.2, each with the same mass m.</w:t>
+        <w:t>With φ = (φ₁+iφ₂)/√2, φ*φ = (φ₁²+φ₂²)/2 and ∂_μφ*∂^μφ = (1/2)(∂_μφ₁−i∂_μφ₂)(∂^μφ₁+i∂^μφ₂) = (1/2)(∂_μφ₁∂^μφ₁+∂_μφ₂∂^μφ₂), since the cross terms i(∂φ₁∂φ₂−∂φ₂∂φ₁) cancel. Hence the complex Lagrangian equals the sum of two real Lagrangians of the form of Section 3.2, each with the same mass m.</w:t>
       </w:r>
     </w:p>
     <w:p>
@@ -5005,25 +4953,7 @@
         <w:t xml:space="preserve"> </w:t>
       </w:r>
       <w:r>
-        <w:t>φ</w:t>
-      </w:r>
-      <w:r>
-        <w:rPr>
-          <w:i/>
-        </w:rPr>
-        <w:t>∂^μφ = (1/2)[φ₁∂^μφ₁+φ₂∂^μφ₂ + i(φ₁∂^μφ₂−φ₂∂^μφ₁)], and φ∂^μφ</w:t>
-      </w:r>
-      <w:r>
-        <w:t xml:space="preserve"> is its complex conjugate, so φ</w:t>
-      </w:r>
-      <w:r>
-        <w:rPr>
-          <w:i/>
-        </w:rPr>
-        <w:t>∂^μφ − φ∂^μφ</w:t>
-      </w:r>
-      <w:r>
-        <w:t xml:space="preserve"> = i(φ₁∂^μφ₂ − φ₂∂^μφ₁). Multiplying by i, j^μ = φ₂∂^μφ₁ − φ₁∂^μφ₂. If φ₂ = 0, j^μ = 0 for every μ, in agreement with Lesson 17, Exercise 14: a single real field carries no current, and a conserved current requires both real components, the two fields rotating into one another.</w:t>
+        <w:t>φ*∂^μφ = (1/2)[φ₁∂^μφ₁+φ₂∂^μφ₂ + i(φ₁∂^μφ₂−φ₂∂^μφ₁)], and φ∂^μφ* is its complex conjugate, so φ*∂^μφ − φ∂^μφ* = i(φ₁∂^μφ₂ − φ₂∂^μφ₁). Multiplying by i, j^μ = φ₂∂^μφ₁ − φ₁∂^μφ₂. If φ₂ = 0, j^μ = 0 for every μ, in agreement with Lesson 17, Exercise 14: a single real field carries no current, and a conserved current requires both real components, the two fields rotating into one another.</w:t>
       </w:r>
     </w:p>
     <w:p>
@@ -5070,7 +5000,7 @@
     </w:p>
     <w:p>
       <w:pPr>
-        <w:pStyle w:val="Heading1"/>
+        <w:pStyle w:val="Heading2"/>
       </w:pPr>
       <w:r>
         <w:t>Mastery checklist</w:t>
@@ -5142,7 +5072,7 @@
     </w:p>
     <w:p>
       <w:pPr>
-        <w:pStyle w:val="Heading1"/>
+        <w:pStyle w:val="Heading2"/>
       </w:pPr>
       <w:r>
         <w:t>Next lesson</w:t>
